--- a/dokumen/Formulir-Pendaftaran-Stan-Bazaar.docx
+++ b/dokumen/Formulir-Pendaftaran-Stan-Bazaar.docx
@@ -121,48 +121,6 @@
         <w:t>Bhayangkara</w:t>
       </w:r>
       <w:proofErr w:type="spellEnd"/>
-      <w:r>
-        <w:rPr>
-          <w:i/>
-          <w:iCs/>
-          <w:sz w:val="18"/>
-          <w:szCs w:val="18"/>
-          <w:lang w:val="sv-SE"/>
-        </w:rPr>
-        <w:t xml:space="preserve"> RT.66 No.44</w:t>
-      </w:r>
-      <w:r>
-        <w:rPr>
-          <w:i/>
-          <w:iCs/>
-          <w:sz w:val="18"/>
-          <w:szCs w:val="18"/>
-          <w:lang w:val="sv-SE"/>
-        </w:rPr>
-        <w:t xml:space="preserve"> </w:t>
-      </w:r>
-      <w:proofErr w:type="spellStart"/>
-      <w:r>
-        <w:rPr>
-          <w:i/>
-          <w:iCs/>
-          <w:sz w:val="18"/>
-          <w:szCs w:val="18"/>
-          <w:lang w:val="sv-SE"/>
-        </w:rPr>
-        <w:t>Tarakan</w:t>
-      </w:r>
-      <w:proofErr w:type="spellEnd"/>
-      <w:r>
-        <w:rPr>
-          <w:i/>
-          <w:iCs/>
-          <w:sz w:val="18"/>
-          <w:szCs w:val="18"/>
-          <w:lang w:val="sv-SE"/>
-        </w:rPr>
-        <w:t>, Kalimantan Utara</w:t>
-      </w:r>
     </w:p>
     <w:p>
       <w:pPr>
@@ -278,7 +236,7 @@
           <w:szCs w:val="20"/>
           <w:lang w:val="sv-SE"/>
         </w:rPr>
-        <w:t>Senin</w:t>
+        <w:t>Jumat</w:t>
       </w:r>
       <w:proofErr w:type="spellEnd"/>
       <w:r>
@@ -289,7 +247,29 @@
           <w:szCs w:val="20"/>
           <w:lang w:val="sv-SE"/>
         </w:rPr>
-        <w:t>, 14 September 2026</w:t>
+        <w:t xml:space="preserve">, 25 </w:t>
+      </w:r>
+      <w:proofErr w:type="gramStart"/>
+      <w:r>
+        <w:rPr>
+          <w:i/>
+          <w:iCs/>
+          <w:sz w:val="20"/>
+          <w:szCs w:val="20"/>
+          <w:lang w:val="sv-SE"/>
+        </w:rPr>
+        <w:t>September</w:t>
+      </w:r>
+      <w:proofErr w:type="gramEnd"/>
+      <w:r>
+        <w:rPr>
+          <w:i/>
+          <w:iCs/>
+          <w:sz w:val="20"/>
+          <w:szCs w:val="20"/>
+          <w:lang w:val="sv-SE"/>
+        </w:rPr>
+        <w:t xml:space="preserve"> 2026</w:t>
       </w:r>
     </w:p>
     <w:p>
@@ -340,7 +320,21 @@
         <w:rPr>
           <w:lang w:val="sv-SE"/>
         </w:rPr>
-        <w:t xml:space="preserve"> kelas/koordinator kelas yang akan </w:t>
+        <w:t xml:space="preserve"> kelas/koordinator kelas </w:t>
+      </w:r>
+      <w:proofErr w:type="gramStart"/>
+      <w:r>
+        <w:rPr>
+          <w:lang w:val="sv-SE"/>
+        </w:rPr>
+        <w:t>yang akan</w:t>
+      </w:r>
+      <w:proofErr w:type="gramEnd"/>
+      <w:r>
+        <w:rPr>
+          <w:lang w:val="sv-SE"/>
+        </w:rPr>
+        <w:t xml:space="preserve"> </w:t>
       </w:r>
       <w:proofErr w:type="spellStart"/>
       <w:r>
@@ -557,14 +551,28 @@
         <w:rPr>
           <w:lang w:val="sv-SE"/>
         </w:rPr>
-        <w:t>Senin</w:t>
-      </w:r>
-      <w:proofErr w:type="spellEnd"/>
-      <w:r>
-        <w:rPr>
-          <w:lang w:val="sv-SE"/>
-        </w:rPr>
-        <w:t>, 7 September 2026).</w:t>
+        <w:t>Jumat</w:t>
+      </w:r>
+      <w:proofErr w:type="spellEnd"/>
+      <w:r>
+        <w:rPr>
+          <w:lang w:val="sv-SE"/>
+        </w:rPr>
+        <w:t xml:space="preserve">, 18 </w:t>
+      </w:r>
+      <w:proofErr w:type="gramStart"/>
+      <w:r>
+        <w:rPr>
+          <w:lang w:val="sv-SE"/>
+        </w:rPr>
+        <w:t>September</w:t>
+      </w:r>
+      <w:proofErr w:type="gramEnd"/>
+      <w:r>
+        <w:rPr>
+          <w:lang w:val="sv-SE"/>
+        </w:rPr>
+        <w:t xml:space="preserve"> 2026).</w:t>
       </w:r>
     </w:p>
     <w:p>
@@ -582,13 +590,23 @@
           <w:lang w:val="sv-SE"/>
         </w:rPr>
       </w:pPr>
-      <w:r>
-        <w:rPr>
-          <w:b/>
-          <w:bCs/>
-          <w:lang w:val="sv-SE"/>
-        </w:rPr>
-        <w:t xml:space="preserve">Kelas : </w:t>
+      <w:proofErr w:type="gramStart"/>
+      <w:r>
+        <w:rPr>
+          <w:b/>
+          <w:bCs/>
+          <w:lang w:val="sv-SE"/>
+        </w:rPr>
+        <w:t>Kelas :</w:t>
+      </w:r>
+      <w:proofErr w:type="gramEnd"/>
+      <w:r>
+        <w:rPr>
+          <w:b/>
+          <w:bCs/>
+          <w:lang w:val="sv-SE"/>
+        </w:rPr>
+        <w:t xml:space="preserve"> </w:t>
       </w:r>
       <w:r>
         <w:rPr>
@@ -638,7 +656,25 @@
           <w:bCs/>
           <w:lang w:val="sv-SE"/>
         </w:rPr>
-        <w:t xml:space="preserve"> Kelas/Koordinator : </w:t>
+        <w:t xml:space="preserve"> Kelas/</w:t>
+      </w:r>
+      <w:proofErr w:type="gramStart"/>
+      <w:r>
+        <w:rPr>
+          <w:b/>
+          <w:bCs/>
+          <w:lang w:val="sv-SE"/>
+        </w:rPr>
+        <w:t>Koordinator :</w:t>
+      </w:r>
+      <w:proofErr w:type="gramEnd"/>
+      <w:r>
+        <w:rPr>
+          <w:b/>
+          <w:bCs/>
+          <w:lang w:val="sv-SE"/>
+        </w:rPr>
+        <w:t xml:space="preserve"> </w:t>
       </w:r>
       <w:r>
         <w:rPr>
@@ -691,6 +727,7 @@
         <w:t xml:space="preserve"> </w:t>
       </w:r>
       <w:proofErr w:type="spellStart"/>
+      <w:proofErr w:type="gramStart"/>
       <w:r>
         <w:rPr>
           <w:b/>
@@ -706,7 +743,16 @@
           <w:bCs/>
           <w:lang w:val="sv-SE"/>
         </w:rPr>
-        <w:t xml:space="preserve"> : </w:t>
+        <w:t xml:space="preserve"> :</w:t>
+      </w:r>
+      <w:proofErr w:type="gramEnd"/>
+      <w:r>
+        <w:rPr>
+          <w:b/>
+          <w:bCs/>
+          <w:lang w:val="sv-SE"/>
+        </w:rPr>
+        <w:t xml:space="preserve"> </w:t>
       </w:r>
       <w:r>
         <w:rPr>
@@ -777,6 +823,7 @@
         <w:t xml:space="preserve"> yang </w:t>
       </w:r>
       <w:proofErr w:type="spellStart"/>
+      <w:proofErr w:type="gramStart"/>
       <w:r>
         <w:rPr>
           <w:b/>
@@ -792,7 +839,16 @@
           <w:bCs/>
           <w:lang w:val="sv-SE"/>
         </w:rPr>
-        <w:t xml:space="preserve"> : </w:t>
+        <w:t xml:space="preserve"> :</w:t>
+      </w:r>
+      <w:proofErr w:type="gramEnd"/>
+      <w:r>
+        <w:rPr>
+          <w:b/>
+          <w:bCs/>
+          <w:lang w:val="sv-SE"/>
+        </w:rPr>
+        <w:t xml:space="preserve"> </w:t>
       </w:r>
       <w:r>
         <w:rPr>
@@ -863,6 +919,7 @@
         <w:t xml:space="preserve"> </w:t>
       </w:r>
       <w:proofErr w:type="spellStart"/>
+      <w:proofErr w:type="gramStart"/>
       <w:r>
         <w:rPr>
           <w:b/>
@@ -878,7 +935,16 @@
           <w:bCs/>
           <w:lang w:val="sv-SE"/>
         </w:rPr>
-        <w:t xml:space="preserve"> : </w:t>
+        <w:t xml:space="preserve"> :</w:t>
+      </w:r>
+      <w:proofErr w:type="gramEnd"/>
+      <w:r>
+        <w:rPr>
+          <w:b/>
+          <w:bCs/>
+          <w:lang w:val="sv-SE"/>
+        </w:rPr>
+        <w:t xml:space="preserve"> </w:t>
       </w:r>
       <w:r>
         <w:rPr>
@@ -994,13 +1060,23 @@
         <w:t>alat</w:t>
       </w:r>
       <w:proofErr w:type="spellEnd"/>
-      <w:r>
-        <w:rPr>
-          <w:b/>
-          <w:bCs/>
-          <w:lang w:val="sv-SE"/>
-        </w:rPr>
-        <w:t xml:space="preserve">) : </w:t>
+      <w:proofErr w:type="gramStart"/>
+      <w:r>
+        <w:rPr>
+          <w:b/>
+          <w:bCs/>
+          <w:lang w:val="sv-SE"/>
+        </w:rPr>
+        <w:t>) :</w:t>
+      </w:r>
+      <w:proofErr w:type="gramEnd"/>
+      <w:r>
+        <w:rPr>
+          <w:b/>
+          <w:bCs/>
+          <w:lang w:val="sv-SE"/>
+        </w:rPr>
+        <w:t xml:space="preserve"> </w:t>
       </w:r>
       <w:r>
         <w:rPr>
@@ -1496,7 +1572,21 @@
         <w:rPr>
           <w:lang w:val="sv-SE"/>
         </w:rPr>
-        <w:t xml:space="preserve"> area stan </w:t>
+        <w:t xml:space="preserve"> </w:t>
+      </w:r>
+      <w:proofErr w:type="gramStart"/>
+      <w:r>
+        <w:rPr>
+          <w:lang w:val="sv-SE"/>
+        </w:rPr>
+        <w:t>area stan</w:t>
+      </w:r>
+      <w:proofErr w:type="gramEnd"/>
+      <w:r>
+        <w:rPr>
+          <w:lang w:val="sv-SE"/>
+        </w:rPr>
+        <w:t xml:space="preserve"> </w:t>
       </w:r>
       <w:proofErr w:type="spellStart"/>
       <w:r>
@@ -1693,7 +1783,7 @@
         <w:rPr>
           <w:lang w:val="sv-SE"/>
         </w:rPr>
-        <w:t xml:space="preserve"> 12.30 WITA.</w:t>
+        <w:t xml:space="preserve"> 11.00 WITA.</w:t>
       </w:r>
     </w:p>
     <w:p>
@@ -1963,10 +2053,10 @@
 <file path=word/numbering.xml><?xml version="1.0" encoding="utf-8"?>
 <w:numbering xmlns:wpc="http://schemas.microsoft.com/office/word/2010/wordprocessingCanvas" xmlns:cx="http://schemas.microsoft.com/office/drawing/2014/chartex" xmlns:cx1="http://schemas.microsoft.com/office/drawing/2015/9/8/chartex" xmlns:cx2="http://schemas.microsoft.com/office/drawing/2015/10/21/chartex" xmlns:cx3="http://schemas.microsoft.com/office/drawing/2016/5/9/chartex" xmlns:cx4="http://schemas.microsoft.com/office/drawing/2016/5/10/chartex" xmlns:cx5="http://schemas.microsoft.com/office/drawing/2016/5/11/chartex" xmlns:cx6="http://schemas.microsoft.com/office/drawing/2016/5/12/chartex" xmlns:cx7="http://schemas.microsoft.com/office/drawing/2016/5/13/chartex" xmlns:cx8="http://schemas.microsoft.com/office/drawing/2016/5/14/chartex" xmlns:mc="http://schemas.openxmlformats.org/markup-compatibility/2006" xmlns:aink="http://schemas.microsoft.com/office/drawing/2016/ink" xmlns:am3d="http://schemas.microsoft.com/office/drawing/2017/model3d" xmlns:o="urn:schemas-microsoft-com:office:office" xmlns:oel="http://schemas.microsoft.com/office/2019/extlst" xmlns:r="http://schemas.openxmlformats.org/officeDocument/2006/relationships" xmlns:m="http://schemas.openxmlformats.org/officeDocument/2006/math" xmlns:v="urn:schemas-microsoft-com:vml" xmlns:wp14="http://schemas.microsoft.com/office/word/2010/wordprocessingDrawing" xmlns:wp="http://schemas.openxmlformats.org/drawingml/2006/wordprocessingDrawing" xmlns:w10="urn:schemas-microsoft-com:office:word" xmlns:w="http://schemas.openxmlformats.org/wordprocessingml/2006/main" xmlns:w14="http://schemas.microsoft.com/office/word/2010/wordml" xmlns:w15="http://schemas.microsoft.com/office/word/2012/wordml" xmlns:w16cex="http://schemas.microsoft.com/office/word/2018/wordml/cex" xmlns:w16cid="http://schemas.microsoft.com/office/word/2016/wordml/cid" xmlns:w16="http://schemas.microsoft.com/office/word/2018/wordml" xmlns:w16du="http://schemas.microsoft.com/office/word/2023/wordml/word16du" xmlns:w16sdtdh="http://schemas.microsoft.com/office/word/2020/wordml/sdtdatahash" xmlns:w16sdtfl="http://schemas.microsoft.com/office/word/2024/wordml/sdtformatlock" xmlns:w16se="http://schemas.microsoft.com/office/word/2015/wordml/symex" xmlns:wpg="http://schemas.microsoft.com/office/word/2010/wordprocessingGroup" xmlns:wpi="http://schemas.microsoft.com/office/word/2010/wordprocessingInk" xmlns:wne="http://schemas.microsoft.com/office/word/2006/wordml" xmlns:wps="http://schemas.microsoft.com/office/word/2010/wordprocessingShape" mc:Ignorable="w14 w15 w16se w16cid w16 w16cex w16sdtdh w16sdtfl w16du wp14">
   <w:abstractNum w:abstractNumId="0" w15:restartNumberingAfterBreak="0">
-    <w:nsid w:val="2CA3361E"/>
+    <w:nsid w:val="04A13EBC"/>
     <w:multiLevelType w:val="hybridMultilevel"/>
-    <w:tmpl w:val="52E44A20"/>
-    <w:lvl w:ilvl="0" w:tplc="0B54D130">
+    <w:tmpl w:val="E722B7C2"/>
+    <w:lvl w:ilvl="0" w:tplc="40E067A4">
       <w:start w:val="1"/>
       <w:numFmt w:val="bullet"/>
       <w:lvlText w:val="●"/>
@@ -1975,7 +2065,7 @@
         <w:ind w:left="720" w:hanging="360"/>
       </w:pPr>
     </w:lvl>
-    <w:lvl w:ilvl="1" w:tplc="B7ACB0FA">
+    <w:lvl w:ilvl="1" w:tplc="562E8F1E">
       <w:start w:val="1"/>
       <w:numFmt w:val="bullet"/>
       <w:lvlText w:val="○"/>
@@ -1984,7 +2074,7 @@
         <w:ind w:left="1440" w:hanging="360"/>
       </w:pPr>
     </w:lvl>
-    <w:lvl w:ilvl="2" w:tplc="D9B0F7C0">
+    <w:lvl w:ilvl="2" w:tplc="D3FAA8B2">
       <w:start w:val="1"/>
       <w:numFmt w:val="bullet"/>
       <w:lvlText w:val="■"/>
@@ -1993,7 +2083,7 @@
         <w:ind w:left="2160" w:hanging="360"/>
       </w:pPr>
     </w:lvl>
-    <w:lvl w:ilvl="3" w:tplc="05F01F76">
+    <w:lvl w:ilvl="3" w:tplc="3D7AD59A">
       <w:start w:val="1"/>
       <w:numFmt w:val="bullet"/>
       <w:lvlText w:val="●"/>
@@ -2002,7 +2092,7 @@
         <w:ind w:left="2880" w:hanging="360"/>
       </w:pPr>
     </w:lvl>
-    <w:lvl w:ilvl="4" w:tplc="57408CA4">
+    <w:lvl w:ilvl="4" w:tplc="07FEFAB2">
       <w:start w:val="1"/>
       <w:numFmt w:val="bullet"/>
       <w:lvlText w:val="○"/>
@@ -2011,7 +2101,7 @@
         <w:ind w:left="3600" w:hanging="360"/>
       </w:pPr>
     </w:lvl>
-    <w:lvl w:ilvl="5" w:tplc="08761B06">
+    <w:lvl w:ilvl="5" w:tplc="02D020E0">
       <w:start w:val="1"/>
       <w:numFmt w:val="bullet"/>
       <w:lvlText w:val="■"/>
@@ -2020,7 +2110,7 @@
         <w:ind w:left="4320" w:hanging="360"/>
       </w:pPr>
     </w:lvl>
-    <w:lvl w:ilvl="6" w:tplc="07D6E05C">
+    <w:lvl w:ilvl="6" w:tplc="884EA58A">
       <w:start w:val="1"/>
       <w:numFmt w:val="bullet"/>
       <w:lvlText w:val="●"/>
@@ -2029,7 +2119,7 @@
         <w:ind w:left="5040" w:hanging="360"/>
       </w:pPr>
     </w:lvl>
-    <w:lvl w:ilvl="7" w:tplc="D61C8DB4">
+    <w:lvl w:ilvl="7" w:tplc="309A06A2">
       <w:start w:val="1"/>
       <w:numFmt w:val="bullet"/>
       <w:lvlText w:val="●"/>
@@ -2038,7 +2128,7 @@
         <w:ind w:left="5760" w:hanging="360"/>
       </w:pPr>
     </w:lvl>
-    <w:lvl w:ilvl="8" w:tplc="ADCC1C1C">
+    <w:lvl w:ilvl="8" w:tplc="E47649BC">
       <w:start w:val="1"/>
       <w:numFmt w:val="bullet"/>
       <w:lvlText w:val="●"/>
@@ -2048,7 +2138,7 @@
       </w:pPr>
     </w:lvl>
   </w:abstractNum>
-  <w:num w:numId="1" w16cid:durableId="1514416686">
+  <w:num w:numId="1" w16cid:durableId="1910338223">
     <w:abstractNumId w:val="0"/>
     <w:lvlOverride w:ilvl="0">
       <w:startOverride w:val="1"/>
